--- a/docs/RELEASE_REVIEW.docx
+++ b/docs/RELEASE_REVIEW.docx
@@ -77,7 +77,7 @@
         <w:t>Versión revisada:</w:t>
       </w:r>
       <w:r>
-        <w:t xml:space="preserve"> 1.0.0 (package </w:t>
+        <w:t xml:space="preserve"> 1.0.0 (compilador y package </w:t>
       </w:r>
       <w:r>
         <w:rPr>
@@ -88,7 +88,7 @@
         <w:t>PKG_CORPORATE_REPORTS</w:t>
       </w:r>
       <w:r>
-        <w:t xml:space="preserve"> versión 8)</w:t>
+        <w:t xml:space="preserve"> de esta entrega)</w:t>
       </w:r>
       <w:r>
         <w:br/>
@@ -138,54 +138,593 @@
     </w:p>
     <w:p>
       <w:r>
-        <w:t>La auditoría se hizo en tres rondas con revisores independientes de arquitectura, compilador Python, seguridad OOXML, SQL y binds, PL/SQL y APEX, pruebas adversariales y documentación. Cada hallazgo se reprodujo antes de corregirlo y cada corrección tiene una prueba de regresión que falla sin ella.</w:t>
+        <w:t>La auditoría se hizo en tres rondas con revisores independientes de arquitectura, compilador Python, seguridad OOXML, SQL y binds, PL/SQL y APEX, pruebas adversariales y documentación. Cada hallazgo se reprodujo antes de corregirlo y cada corrección tiene una prueba de regresión que falla sin ella. Las pruebas se ejecutaron en Windows, la plataforma del diseñador.</w:t>
       </w:r>
     </w:p>
+    <w:tbl>
+      <w:tblPr>
+        <w:tblW w:type="auto" w:w="0"/>
+        <w:jc w:val="center"/>
+        <w:tblLayout w:type="fixed"/>
+        <w:tblLook w:firstColumn="1" w:firstRow="1" w:lastColumn="0" w:lastRow="0" w:noHBand="0" w:noVBand="1" w:val="04A0"/>
+        <w:tblBorders>
+          <w:top w:val="nil"/>
+          <w:left w:val="nil"/>
+          <w:bottom w:val="nil"/>
+          <w:right w:val="nil"/>
+          <w:insideH w:val="nil"/>
+          <w:insideV w:val="nil"/>
+        </w:tblBorders>
+      </w:tblPr>
+      <w:tblGrid>
+        <w:gridCol w:w="4986"/>
+        <w:gridCol w:w="4986"/>
+      </w:tblGrid>
+      <w:tr>
+        <w:trPr>
+          <w:cantSplit w:val="true"/>
+        </w:trPr>
+        <w:tc>
+          <w:tcPr>
+            <w:tcW w:type="dxa" w:w="1871"/>
+            <w:vAlign w:val="center"/>
+            <w:tcMar>
+              <w:top w:w="40" w:type="dxa"/>
+              <w:start w:w="60" w:type="dxa"/>
+              <w:bottom w:w="40" w:type="dxa"/>
+              <w:end w:w="140" w:type="dxa"/>
+            </w:tcMar>
+          </w:tcPr>
+          <w:p>
+            <w:pPr>
+              <w:keepNext/>
+              <w:spacing w:after="0"/>
+              <w:jc w:val="right"/>
+            </w:pPr>
+            <w:r>
+              <w:rPr>
+                <w:rFonts w:ascii="Aptos" w:hAnsi="Aptos"/>
+                <w:b/>
+                <w:color w:val="4A5563"/>
+                <w:sz w:val="14"/>
+              </w:rPr>
+              <w:t>REVISOR</w:t>
+            </w:r>
+          </w:p>
+        </w:tc>
+        <w:tc>
+          <w:tcPr>
+            <w:tcW w:type="dxa" w:w="6350"/>
+            <w:vAlign w:val="center"/>
+            <w:shd w:fill="E8EDF2"/>
+            <w:tcBorders>
+              <w:top w:val="single" w:sz="8" w:space="0" w:color="283848"/>
+              <w:left w:val="single" w:sz="8" w:space="0" w:color="283848"/>
+              <w:bottom w:val="single" w:sz="8" w:space="0" w:color="283848"/>
+              <w:right w:val="single" w:sz="8" w:space="0" w:color="283848"/>
+            </w:tcBorders>
+            <w:tcMar>
+              <w:top w:w="70" w:type="dxa"/>
+              <w:start w:w="140" w:type="dxa"/>
+              <w:bottom w:w="70" w:type="dxa"/>
+              <w:end w:w="140" w:type="dxa"/>
+            </w:tcMar>
+          </w:tcPr>
+          <w:p>
+            <w:pPr>
+              <w:keepNext/>
+              <w:spacing w:after="0"/>
+              <w:jc w:val="center"/>
+            </w:pPr>
+            <w:r>
+              <w:rPr>
+                <w:b/>
+                <w:color w:val="283848"/>
+                <w:sz w:val="17"/>
+              </w:rPr>
+              <w:t>Reproducir el hallazgo</w:t>
+            </w:r>
+          </w:p>
+          <w:p>
+            <w:pPr>
+              <w:keepNext/>
+              <w:spacing w:after="0"/>
+              <w:jc w:val="center"/>
+            </w:pPr>
+            <w:r>
+              <w:rPr>
+                <w:sz w:val="15"/>
+              </w:rPr>
+              <w:t>caso mínimo en tests/test_audit_regressions.py</w:t>
+            </w:r>
+          </w:p>
+        </w:tc>
+      </w:tr>
+      <w:tr>
+        <w:trPr>
+          <w:cantSplit w:val="true"/>
+        </w:trPr>
+        <w:tc>
+          <w:tcPr>
+            <w:tcW w:type="dxa" w:w="1871"/>
+          </w:tcPr>
+          <w:p>
+            <w:pPr>
+              <w:keepNext/>
+            </w:pPr>
+          </w:p>
+        </w:tc>
+        <w:tc>
+          <w:tcPr>
+            <w:tcW w:type="dxa" w:w="6350"/>
+          </w:tcPr>
+          <w:p>
+            <w:pPr>
+              <w:keepNext/>
+              <w:spacing w:after="0" w:line="216" w:lineRule="auto"/>
+              <w:jc w:val="center"/>
+            </w:pPr>
+            <w:r>
+              <w:rPr>
+                <w:color w:val="4A5563"/>
+                <w:sz w:val="18"/>
+              </w:rPr>
+              <w:t>▼</w:t>
+            </w:r>
+          </w:p>
+        </w:tc>
+      </w:tr>
+      <w:tr>
+        <w:trPr>
+          <w:cantSplit w:val="true"/>
+        </w:trPr>
+        <w:tc>
+          <w:tcPr>
+            <w:tcW w:type="dxa" w:w="1871"/>
+            <w:vAlign w:val="center"/>
+            <w:tcMar>
+              <w:top w:w="40" w:type="dxa"/>
+              <w:start w:w="60" w:type="dxa"/>
+              <w:bottom w:w="40" w:type="dxa"/>
+              <w:end w:w="140" w:type="dxa"/>
+            </w:tcMar>
+          </w:tcPr>
+          <w:p>
+            <w:pPr>
+              <w:keepNext/>
+              <w:spacing w:after="0"/>
+              <w:jc w:val="right"/>
+            </w:pPr>
+            <w:r>
+              <w:rPr>
+                <w:rFonts w:ascii="Aptos" w:hAnsi="Aptos"/>
+                <w:b/>
+                <w:color w:val="B7791F"/>
+                <w:sz w:val="14"/>
+              </w:rPr>
+              <w:t>REVISOR</w:t>
+            </w:r>
+          </w:p>
+        </w:tc>
+        <w:tc>
+          <w:tcPr>
+            <w:tcW w:type="dxa" w:w="6350"/>
+            <w:vAlign w:val="center"/>
+            <w:shd w:fill="FDF3E1"/>
+            <w:tcBorders>
+              <w:top w:val="dashed" w:sz="10" w:space="0" w:color="B7791F"/>
+              <w:left w:val="dashed" w:sz="10" w:space="0" w:color="B7791F"/>
+              <w:bottom w:val="dashed" w:sz="10" w:space="0" w:color="B7791F"/>
+              <w:right w:val="dashed" w:sz="10" w:space="0" w:color="B7791F"/>
+            </w:tcBorders>
+            <w:tcMar>
+              <w:top w:w="70" w:type="dxa"/>
+              <w:start w:w="140" w:type="dxa"/>
+              <w:bottom w:w="70" w:type="dxa"/>
+              <w:end w:w="140" w:type="dxa"/>
+            </w:tcMar>
+          </w:tcPr>
+          <w:p>
+            <w:pPr>
+              <w:keepNext/>
+              <w:spacing w:after="0"/>
+              <w:jc w:val="center"/>
+            </w:pPr>
+            <w:r>
+              <w:rPr>
+                <w:b/>
+                <w:color w:val="B7791F"/>
+                <w:sz w:val="17"/>
+              </w:rPr>
+              <w:t>◆ ¿La prueba falla sin la corrección?</w:t>
+            </w:r>
+          </w:p>
+          <w:p>
+            <w:pPr>
+              <w:keepNext/>
+              <w:spacing w:after="0"/>
+              <w:jc w:val="center"/>
+            </w:pPr>
+            <w:r>
+              <w:rPr>
+                <w:sz w:val="15"/>
+              </w:rPr>
+              <w:t>No: la prueba no demuestra el defecto; reescribirla</w:t>
+            </w:r>
+          </w:p>
+        </w:tc>
+      </w:tr>
+      <w:tr>
+        <w:trPr>
+          <w:cantSplit w:val="true"/>
+        </w:trPr>
+        <w:tc>
+          <w:tcPr>
+            <w:tcW w:type="dxa" w:w="1871"/>
+          </w:tcPr>
+          <w:p>
+            <w:pPr>
+              <w:keepNext/>
+            </w:pPr>
+          </w:p>
+        </w:tc>
+        <w:tc>
+          <w:tcPr>
+            <w:tcW w:type="dxa" w:w="6350"/>
+          </w:tcPr>
+          <w:p>
+            <w:pPr>
+              <w:keepNext/>
+              <w:spacing w:after="0" w:line="216" w:lineRule="auto"/>
+              <w:jc w:val="center"/>
+            </w:pPr>
+            <w:r>
+              <w:rPr>
+                <w:color w:val="4A5563"/>
+                <w:sz w:val="18"/>
+              </w:rPr>
+              <w:t>▼</w:t>
+            </w:r>
+            <w:r>
+              <w:rPr>
+                <w:b/>
+                <w:color w:val="B7791F"/>
+                <w:sz w:val="15"/>
+              </w:rPr>
+              <w:t xml:space="preserve">  Sí</w:t>
+            </w:r>
+          </w:p>
+        </w:tc>
+      </w:tr>
+      <w:tr>
+        <w:trPr>
+          <w:cantSplit w:val="true"/>
+        </w:trPr>
+        <w:tc>
+          <w:tcPr>
+            <w:tcW w:type="dxa" w:w="1871"/>
+            <w:vAlign w:val="center"/>
+            <w:tcMar>
+              <w:top w:w="40" w:type="dxa"/>
+              <w:start w:w="60" w:type="dxa"/>
+              <w:bottom w:w="40" w:type="dxa"/>
+              <w:end w:w="140" w:type="dxa"/>
+            </w:tcMar>
+          </w:tcPr>
+          <w:p>
+            <w:pPr>
+              <w:keepNext/>
+              <w:spacing w:after="0"/>
+              <w:jc w:val="right"/>
+            </w:pPr>
+            <w:r>
+              <w:rPr>
+                <w:rFonts w:ascii="Aptos" w:hAnsi="Aptos"/>
+                <w:b/>
+                <w:color w:val="4A5563"/>
+                <w:sz w:val="14"/>
+              </w:rPr>
+              <w:t>DESARROLLO</w:t>
+            </w:r>
+          </w:p>
+        </w:tc>
+        <w:tc>
+          <w:tcPr>
+            <w:tcW w:type="dxa" w:w="6350"/>
+            <w:vAlign w:val="center"/>
+            <w:shd w:fill="E8EDF2"/>
+            <w:tcBorders>
+              <w:top w:val="single" w:sz="8" w:space="0" w:color="283848"/>
+              <w:left w:val="single" w:sz="8" w:space="0" w:color="283848"/>
+              <w:bottom w:val="single" w:sz="8" w:space="0" w:color="283848"/>
+              <w:right w:val="single" w:sz="8" w:space="0" w:color="283848"/>
+            </w:tcBorders>
+            <w:tcMar>
+              <w:top w:w="70" w:type="dxa"/>
+              <w:start w:w="140" w:type="dxa"/>
+              <w:bottom w:w="70" w:type="dxa"/>
+              <w:end w:w="140" w:type="dxa"/>
+            </w:tcMar>
+          </w:tcPr>
+          <w:p>
+            <w:pPr>
+              <w:keepNext/>
+              <w:spacing w:after="0"/>
+              <w:jc w:val="center"/>
+            </w:pPr>
+            <w:r>
+              <w:rPr>
+                <w:b/>
+                <w:color w:val="283848"/>
+                <w:sz w:val="17"/>
+              </w:rPr>
+              <w:t>Corregir compilador, package o documentación</w:t>
+            </w:r>
+          </w:p>
+          <w:p>
+            <w:pPr>
+              <w:keepNext/>
+              <w:spacing w:after="0"/>
+              <w:jc w:val="center"/>
+            </w:pPr>
+            <w:r>
+              <w:rPr>
+                <w:sz w:val="15"/>
+              </w:rPr>
+              <w:t>el mismo criterio en Python y en PL/SQL</w:t>
+            </w:r>
+          </w:p>
+        </w:tc>
+      </w:tr>
+      <w:tr>
+        <w:trPr>
+          <w:cantSplit w:val="true"/>
+        </w:trPr>
+        <w:tc>
+          <w:tcPr>
+            <w:tcW w:type="dxa" w:w="1871"/>
+          </w:tcPr>
+          <w:p>
+            <w:pPr>
+              <w:keepNext/>
+            </w:pPr>
+          </w:p>
+        </w:tc>
+        <w:tc>
+          <w:tcPr>
+            <w:tcW w:type="dxa" w:w="6350"/>
+          </w:tcPr>
+          <w:p>
+            <w:pPr>
+              <w:keepNext/>
+              <w:spacing w:after="0" w:line="216" w:lineRule="auto"/>
+              <w:jc w:val="center"/>
+            </w:pPr>
+            <w:r>
+              <w:rPr>
+                <w:color w:val="4A5563"/>
+                <w:sz w:val="18"/>
+              </w:rPr>
+              <w:t>▼</w:t>
+            </w:r>
+          </w:p>
+        </w:tc>
+      </w:tr>
+      <w:tr>
+        <w:trPr>
+          <w:cantSplit w:val="true"/>
+        </w:trPr>
+        <w:tc>
+          <w:tcPr>
+            <w:tcW w:type="dxa" w:w="1871"/>
+            <w:vAlign w:val="center"/>
+            <w:tcMar>
+              <w:top w:w="40" w:type="dxa"/>
+              <w:start w:w="60" w:type="dxa"/>
+              <w:bottom w:w="40" w:type="dxa"/>
+              <w:end w:w="140" w:type="dxa"/>
+            </w:tcMar>
+          </w:tcPr>
+          <w:p>
+            <w:pPr>
+              <w:keepNext/>
+              <w:spacing w:after="0"/>
+              <w:jc w:val="right"/>
+            </w:pPr>
+            <w:r>
+              <w:rPr>
+                <w:rFonts w:ascii="Aptos" w:hAnsi="Aptos"/>
+                <w:b/>
+                <w:color w:val="B7791F"/>
+                <w:sz w:val="14"/>
+              </w:rPr>
+              <w:t>REVISOR</w:t>
+            </w:r>
+          </w:p>
+        </w:tc>
+        <w:tc>
+          <w:tcPr>
+            <w:tcW w:type="dxa" w:w="6350"/>
+            <w:vAlign w:val="center"/>
+            <w:shd w:fill="FDF3E1"/>
+            <w:tcBorders>
+              <w:top w:val="dashed" w:sz="10" w:space="0" w:color="B7791F"/>
+              <w:left w:val="dashed" w:sz="10" w:space="0" w:color="B7791F"/>
+              <w:bottom w:val="dashed" w:sz="10" w:space="0" w:color="B7791F"/>
+              <w:right w:val="dashed" w:sz="10" w:space="0" w:color="B7791F"/>
+            </w:tcBorders>
+            <w:tcMar>
+              <w:top w:w="70" w:type="dxa"/>
+              <w:start w:w="140" w:type="dxa"/>
+              <w:bottom w:w="70" w:type="dxa"/>
+              <w:end w:w="140" w:type="dxa"/>
+            </w:tcMar>
+          </w:tcPr>
+          <w:p>
+            <w:pPr>
+              <w:keepNext/>
+              <w:spacing w:after="0"/>
+              <w:jc w:val="center"/>
+            </w:pPr>
+            <w:r>
+              <w:rPr>
+                <w:b/>
+                <w:color w:val="B7791F"/>
+                <w:sz w:val="17"/>
+              </w:rPr>
+              <w:t>◆ ¿Suite completa en verde?</w:t>
+            </w:r>
+          </w:p>
+          <w:p>
+            <w:pPr>
+              <w:keepNext/>
+              <w:spacing w:after="0"/>
+              <w:jc w:val="center"/>
+            </w:pPr>
+            <w:r>
+              <w:rPr>
+                <w:sz w:val="15"/>
+              </w:rPr>
+              <w:t>No: volver a corregir</w:t>
+            </w:r>
+          </w:p>
+        </w:tc>
+      </w:tr>
+      <w:tr>
+        <w:trPr>
+          <w:cantSplit w:val="true"/>
+        </w:trPr>
+        <w:tc>
+          <w:tcPr>
+            <w:tcW w:type="dxa" w:w="1871"/>
+          </w:tcPr>
+          <w:p>
+            <w:pPr>
+              <w:keepNext/>
+            </w:pPr>
+          </w:p>
+        </w:tc>
+        <w:tc>
+          <w:tcPr>
+            <w:tcW w:type="dxa" w:w="6350"/>
+          </w:tcPr>
+          <w:p>
+            <w:pPr>
+              <w:keepNext/>
+              <w:spacing w:after="0" w:line="216" w:lineRule="auto"/>
+              <w:jc w:val="center"/>
+            </w:pPr>
+            <w:r>
+              <w:rPr>
+                <w:color w:val="4A5563"/>
+                <w:sz w:val="18"/>
+              </w:rPr>
+              <w:t>▼</w:t>
+            </w:r>
+            <w:r>
+              <w:rPr>
+                <w:b/>
+                <w:color w:val="B7791F"/>
+                <w:sz w:val="15"/>
+              </w:rPr>
+              <w:t xml:space="preserve">  Sí</w:t>
+            </w:r>
+          </w:p>
+        </w:tc>
+      </w:tr>
+      <w:tr>
+        <w:trPr>
+          <w:cantSplit w:val="true"/>
+        </w:trPr>
+        <w:tc>
+          <w:tcPr>
+            <w:tcW w:type="dxa" w:w="1871"/>
+            <w:vAlign w:val="center"/>
+            <w:tcMar>
+              <w:top w:w="40" w:type="dxa"/>
+              <w:start w:w="60" w:type="dxa"/>
+              <w:bottom w:w="40" w:type="dxa"/>
+              <w:end w:w="140" w:type="dxa"/>
+            </w:tcMar>
+          </w:tcPr>
+          <w:p>
+            <w:pPr>
+              <w:keepNext/>
+              <w:spacing w:after="0"/>
+              <w:jc w:val="right"/>
+            </w:pPr>
+            <w:r>
+              <w:rPr>
+                <w:rFonts w:ascii="Aptos" w:hAnsi="Aptos"/>
+                <w:b/>
+                <w:color w:val="4A5563"/>
+                <w:sz w:val="14"/>
+              </w:rPr>
+              <w:t>REVISOR</w:t>
+            </w:r>
+          </w:p>
+        </w:tc>
+        <w:tc>
+          <w:tcPr>
+            <w:tcW w:type="dxa" w:w="6350"/>
+            <w:vAlign w:val="center"/>
+            <w:shd w:fill="E8EDF2"/>
+            <w:tcBorders>
+              <w:top w:val="single" w:sz="8" w:space="0" w:color="283848"/>
+              <w:left w:val="single" w:sz="8" w:space="0" w:color="283848"/>
+              <w:bottom w:val="single" w:sz="8" w:space="0" w:color="283848"/>
+              <w:right w:val="single" w:sz="8" w:space="0" w:color="283848"/>
+            </w:tcBorders>
+            <w:tcMar>
+              <w:top w:w="70" w:type="dxa"/>
+              <w:start w:w="140" w:type="dxa"/>
+              <w:bottom w:w="70" w:type="dxa"/>
+              <w:end w:w="140" w:type="dxa"/>
+            </w:tcMar>
+          </w:tcPr>
+          <w:p>
+            <w:pPr>
+              <w:keepNext/>
+              <w:spacing w:after="0"/>
+              <w:jc w:val="center"/>
+            </w:pPr>
+            <w:r>
+              <w:rPr>
+                <w:b/>
+                <w:color w:val="283848"/>
+                <w:sz w:val="17"/>
+              </w:rPr>
+              <w:t>Registrar en la sección 3</w:t>
+            </w:r>
+          </w:p>
+          <w:p>
+            <w:pPr>
+              <w:keepNext/>
+              <w:spacing w:after="0"/>
+              <w:jc w:val="center"/>
+            </w:pPr>
+            <w:r>
+              <w:rPr>
+                <w:sz w:val="15"/>
+              </w:rPr>
+              <w:t>severidad, hallazgo y corrección</w:t>
+            </w:r>
+          </w:p>
+        </w:tc>
+      </w:tr>
+    </w:tbl>
     <w:p>
-      <w:r>
-        <w:t xml:space="preserve">La línea base inicial </w:t>
-      </w:r>
+      <w:pPr>
+        <w:spacing w:before="60"/>
+        <w:jc w:val="center"/>
+      </w:pPr>
       <w:r>
         <w:rPr>
-          <w:b/>
-        </w:rPr>
-        <w:t>no</w:t>
-      </w:r>
-      <w:r>
-        <w:t xml:space="preserve"> era verde: en Windows, la plataforma del diseñador, la suite daba 1 fallo. </w:t>
-      </w:r>
-      <w:r>
-        <w:rPr>
-          <w:rFonts w:ascii="Consolas" w:hAnsi="Consolas"/>
-          <w:color w:val="233648"/>
+          <w:i/>
+          <w:color w:val="4A5563"/>
           <w:sz w:val="16"/>
         </w:rPr>
-        <w:t>zipfile</w:t>
-      </w:r>
-      <w:r>
-        <w:t xml:space="preserve"> convierte </w:t>
-      </w:r>
-      <w:r>
-        <w:rPr>
-          <w:rFonts w:ascii="Consolas" w:hAnsi="Consolas"/>
-          <w:color w:val="233648"/>
-          <w:sz w:val="16"/>
-        </w:rPr>
-        <w:t>\</w:t>
-      </w:r>
-      <w:r>
-        <w:t xml:space="preserve"> en </w:t>
-      </w:r>
-      <w:r>
-        <w:rPr>
-          <w:rFonts w:ascii="Consolas" w:hAnsi="Consolas"/>
-          <w:color w:val="233648"/>
-          <w:sz w:val="16"/>
-        </w:rPr>
-        <w:t>/</w:t>
-      </w:r>
-      <w:r>
-        <w:t xml:space="preserve"> en los nombres de las entradas, y eso ocultaba tanto el defecto del escáner como el del fixture de prueba. La evidencia de la revisión anterior («92 pruebas OK») no se reproducía en Windows.</w:t>
+        <w:t>Figura 1. Proceso de revisión aplicado a cada hallazgo</w:t>
       </w:r>
     </w:p>
     <w:p>
@@ -393,7 +932,7 @@
                 <w:rFonts w:ascii="Aptos" w:hAnsi="Aptos"/>
                 <w:sz w:val="16"/>
               </w:rPr>
-              <w:t>146 pruebas, OK (línea base: 92 pruebas, 1 fallo)</w:t>
+              <w:t>todas las pruebas OK</w:t>
             </w:r>
           </w:p>
         </w:tc>
@@ -422,7 +961,6 @@
             <w:r>
               <w:rPr>
                 <w:rFonts w:ascii="Aptos" w:hAnsi="Aptos"/>
-                <w:color w:val="233648"/>
                 <w:sz w:val="16"/>
               </w:rPr>
               <w:t>compileall</w:t>
@@ -480,7 +1018,6 @@
             <w:r>
               <w:rPr>
                 <w:rFonts w:ascii="Aptos" w:hAnsi="Aptos"/>
-                <w:color w:val="233648"/>
                 <w:sz w:val="16"/>
               </w:rPr>
               <w:t>--version</w:t>
@@ -507,7 +1044,6 @@
             <w:r>
               <w:rPr>
                 <w:rFonts w:ascii="Aptos" w:hAnsi="Aptos"/>
-                <w:color w:val="233648"/>
                 <w:sz w:val="16"/>
               </w:rPr>
               <w:t>apex-report-compiler 1.0.0</w:t>
@@ -624,15 +1160,7 @@
                 <w:rFonts w:ascii="Aptos" w:hAnsi="Aptos"/>
                 <w:sz w:val="16"/>
               </w:rPr>
-              <w:t xml:space="preserve">los tres artefactos son idénticos byte a byte entre sí y con </w:t>
-            </w:r>
-            <w:r>
-              <w:rPr>
-                <w:rFonts w:ascii="Aptos" w:hAnsi="Aptos"/>
-                <w:color w:val="233648"/>
-                <w:sz w:val="16"/>
-              </w:rPr>
-              <w:t>examples/build_expected</w:t>
+              <w:t>los tres artefactos son idénticos byte a byte entre sí y con examples/build_expected</w:t>
             </w:r>
           </w:p>
         </w:tc>
@@ -689,22 +1217,7 @@
                 <w:rFonts w:ascii="Aptos" w:hAnsi="Aptos"/>
                 <w:sz w:val="16"/>
               </w:rPr>
-              <w:t xml:space="preserve">reproduce </w:t>
-            </w:r>
-            <w:r>
-              <w:rPr>
-                <w:rFonts w:ascii="Aptos" w:hAnsi="Aptos"/>
-                <w:color w:val="233648"/>
-                <w:sz w:val="16"/>
-              </w:rPr>
-              <w:t>templates/*.docx</w:t>
-            </w:r>
-            <w:r>
-              <w:rPr>
-                <w:rFonts w:ascii="Aptos" w:hAnsi="Aptos"/>
-                <w:sz w:val="16"/>
-              </w:rPr>
-              <w:t xml:space="preserve"> byte a byte</w:t>
+              <w:t>reproduce templates/*.docx byte a byte</w:t>
             </w:r>
           </w:p>
         </w:tc>
@@ -759,22 +1272,7 @@
                 <w:rFonts w:ascii="Aptos" w:hAnsi="Aptos"/>
                 <w:sz w:val="16"/>
               </w:rPr>
-              <w:t xml:space="preserve">pruebas y compilación del ejemplo correctas desde una extracción limpia; SHA-256 en el archivo </w:t>
-            </w:r>
-            <w:r>
-              <w:rPr>
-                <w:rFonts w:ascii="Aptos" w:hAnsi="Aptos"/>
-                <w:color w:val="233648"/>
-                <w:sz w:val="16"/>
-              </w:rPr>
-              <w:t>.sha256</w:t>
-            </w:r>
-            <w:r>
-              <w:rPr>
-                <w:rFonts w:ascii="Aptos" w:hAnsi="Aptos"/>
-                <w:sz w:val="16"/>
-              </w:rPr>
-              <w:t xml:space="preserve"> adjunto</w:t>
+              <w:t>pruebas y compilación del ejemplo correctas desde una extracción limpia; SHA-256 en el archivo .sha256 adjunto</w:t>
             </w:r>
           </w:p>
         </w:tc>
@@ -807,7 +1305,7 @@
         <w:t>tests/test_audit_regressions.py</w:t>
       </w:r>
       <w:r>
-        <w:t>: una o más pruebas por hallazgo. Se verificó que fallan contra el código anterior (41 subcasos y 1 error) y pasan con las correcciones.</w:t>
+        <w:t>: una o más pruebas por hallazgo. Se verificó que fallan sin las correcciones y pasan con ellas.</w:t>
       </w:r>
     </w:p>
     <w:p>
@@ -889,7 +1387,7 @@
         <w:t>tests/test_documentation.py</w:t>
       </w:r>
       <w:r>
-        <w:t>: los entregables Word contienen las instrucciones críticas.</w:t>
+        <w:t>: los entregables Word contienen las instrucciones críticas y no mencionan nombres ajenos a esta versión.</w:t>
       </w:r>
     </w:p>
     <w:p>
@@ -1049,17 +1547,9 @@
             <w:r>
               <w:rPr>
                 <w:rFonts w:ascii="Aptos" w:hAnsi="Aptos"/>
-                <w:color w:val="233648"/>
                 <w:sz w:val="16"/>
               </w:rPr>
-              <w:t>background_color</w:t>
-            </w:r>
-            <w:r>
-              <w:rPr>
-                <w:rFonts w:ascii="Aptos" w:hAnsi="Aptos"/>
-                <w:sz w:val="16"/>
-              </w:rPr>
-              <w:t xml:space="preserve"> en título o pie se aceptaba localmente y el package lo rechazaba (-20145)</w:t>
+              <w:t>background_color en título o pie se aceptaba localmente y el package lo rechazaba (-20145)</w:t>
             </w:r>
           </w:p>
         </w:tc>
@@ -1084,15 +1574,7 @@
                 <w:rFonts w:ascii="Aptos" w:hAnsi="Aptos"/>
                 <w:sz w:val="16"/>
               </w:rPr>
-              <w:t xml:space="preserve">Claves de estilo por zona idénticas a </w:t>
-            </w:r>
-            <w:r>
-              <w:rPr>
-                <w:rFonts w:ascii="Aptos" w:hAnsi="Aptos"/>
-                <w:color w:val="233648"/>
-                <w:sz w:val="16"/>
-              </w:rPr>
-              <w:t>PARSE_STYLE</w:t>
+              <w:t>Claves de estilo por zona idénticas a PARSE_STYLE</w:t>
             </w:r>
           </w:p>
         </w:tc>
@@ -1147,22 +1629,7 @@
                 <w:rFonts w:ascii="Aptos" w:hAnsi="Aptos"/>
                 <w:sz w:val="16"/>
               </w:rPr>
-              <w:t>Comentario inicial seguido de salto de línea: válido en local, -20104 en ejecución (</w:t>
-            </w:r>
-            <w:r>
-              <w:rPr>
-                <w:rFonts w:ascii="Aptos" w:hAnsi="Aptos"/>
-                <w:color w:val="233648"/>
-                <w:sz w:val="16"/>
-              </w:rPr>
-              <w:t>LTRIM</w:t>
-            </w:r>
-            <w:r>
-              <w:rPr>
-                <w:rFonts w:ascii="Aptos" w:hAnsi="Aptos"/>
-                <w:sz w:val="16"/>
-              </w:rPr>
-              <w:t xml:space="preserve"> sin conjunto)</w:t>
+              <w:t>Comentario inicial seguido de salto de línea: válido en local, -20104 en ejecución (LTRIM sin conjunto)</w:t>
             </w:r>
           </w:p>
         </w:tc>
@@ -1242,22 +1709,7 @@
                 <w:rFonts w:ascii="Aptos" w:hAnsi="Aptos"/>
                 <w:sz w:val="16"/>
               </w:rPr>
-              <w:t xml:space="preserve">Límites en caracteres en Python frente a </w:t>
-            </w:r>
-            <w:r>
-              <w:rPr>
-                <w:rFonts w:ascii="Aptos" w:hAnsi="Aptos"/>
-                <w:color w:val="233648"/>
-                <w:sz w:val="16"/>
-              </w:rPr>
-              <w:t>VARCHAR2</w:t>
-            </w:r>
-            <w:r>
-              <w:rPr>
-                <w:rFonts w:ascii="Aptos" w:hAnsi="Aptos"/>
-                <w:sz w:val="16"/>
-              </w:rPr>
-              <w:t xml:space="preserve"> en bytes en el package (título, etiquetas, encabezado, pie): ORA-06502 sin control</w:t>
+              <w:t>Límites en caracteres en Python frente a VARCHAR2 en bytes en el package (título, etiquetas, encabezado, pie): ORA-06502 sin control</w:t>
             </w:r>
           </w:p>
         </w:tc>
@@ -1282,37 +1734,7 @@
                 <w:rFonts w:ascii="Aptos" w:hAnsi="Aptos"/>
                 <w:sz w:val="16"/>
               </w:rPr>
-              <w:t xml:space="preserve">Límites en bytes UTF-8 en ambos lados, </w:t>
-            </w:r>
-            <w:r>
-              <w:rPr>
-                <w:rFonts w:ascii="Aptos" w:hAnsi="Aptos"/>
-                <w:color w:val="233648"/>
-                <w:sz w:val="16"/>
-              </w:rPr>
-              <w:t>LENGTHB</w:t>
-            </w:r>
-            <w:r>
-              <w:rPr>
-                <w:rFonts w:ascii="Aptos" w:hAnsi="Aptos"/>
-                <w:sz w:val="16"/>
-              </w:rPr>
-              <w:t>/</w:t>
-            </w:r>
-            <w:r>
-              <w:rPr>
-                <w:rFonts w:ascii="Aptos" w:hAnsi="Aptos"/>
-                <w:color w:val="233648"/>
-                <w:sz w:val="16"/>
-              </w:rPr>
-              <w:t>SUBSTRB</w:t>
-            </w:r>
-            <w:r>
-              <w:rPr>
-                <w:rFonts w:ascii="Aptos" w:hAnsi="Aptos"/>
-                <w:sz w:val="16"/>
-              </w:rPr>
-              <w:t xml:space="preserve"> y comprobación de encabezado con título</w:t>
+              <w:t>Límites en bytes UTF-8 en ambos lados, LENGTHB/SUBSTRB y comprobación de encabezado con título</w:t>
             </w:r>
           </w:p>
         </w:tc>
@@ -1365,17 +1787,9 @@
             <w:r>
               <w:rPr>
                 <w:rFonts w:ascii="Aptos" w:hAnsi="Aptos"/>
-                <w:color w:val="233648"/>
                 <w:sz w:val="16"/>
               </w:rPr>
-              <w:t>&amp;ITEM.</w:t>
-            </w:r>
-            <w:r>
-              <w:rPr>
-                <w:rFonts w:ascii="Aptos" w:hAnsi="Aptos"/>
-                <w:sz w:val="16"/>
-              </w:rPr>
-              <w:t xml:space="preserve"> en el SQL o en textos: APEX lo sustituiría en el código del proceso, concatenando valores de sesión</w:t>
+              <w:t>&amp;ITEM. en el SQL o en textos: APEX lo sustituiría en el código del proceso, concatenando valores de sesión</w:t>
             </w:r>
           </w:p>
         </w:tc>
@@ -1400,30 +1814,7 @@
                 <w:rFonts w:ascii="Aptos" w:hAnsi="Aptos"/>
                 <w:sz w:val="16"/>
               </w:rPr>
-              <w:t xml:space="preserve">Error fuera de literales; todo </w:t>
-            </w:r>
-            <w:r>
-              <w:rPr>
-                <w:rFonts w:ascii="Aptos" w:hAnsi="Aptos"/>
-                <w:color w:val="233648"/>
-                <w:sz w:val="16"/>
-              </w:rPr>
-              <w:t>&amp;</w:t>
-            </w:r>
-            <w:r>
-              <w:rPr>
-                <w:rFonts w:ascii="Aptos" w:hAnsi="Aptos"/>
-                <w:sz w:val="16"/>
-              </w:rPr>
-              <w:t xml:space="preserve"> se emite como </w:t>
-            </w:r>
-            <w:r>
-              <w:rPr>
-                <w:rFonts w:ascii="Aptos" w:hAnsi="Aptos"/>
-                <w:color w:val="233648"/>
-                <w:sz w:val="16"/>
-              </w:rPr>
-              <w:t>chr(38)</w:t>
+              <w:t>Error fuera de literales; todo &amp; se emite como chr(38)</w:t>
             </w:r>
           </w:p>
         </w:tc>
@@ -1476,17 +1867,9 @@
             <w:r>
               <w:rPr>
                 <w:rFonts w:ascii="Aptos" w:hAnsi="Aptos"/>
-                <w:color w:val="233648"/>
                 <w:sz w:val="16"/>
               </w:rPr>
-              <w:t>--output</w:t>
-            </w:r>
-            <w:r>
-              <w:rPr>
-                <w:rFonts w:ascii="Aptos" w:hAnsi="Aptos"/>
-                <w:sz w:val="16"/>
-              </w:rPr>
-              <w:t xml:space="preserve"> podía sobrescribir el SQL o el proyecto fuente</w:t>
+              <w:t>--output podía sobrescribir el SQL o el proyecto fuente</w:t>
             </w:r>
           </w:p>
         </w:tc>
@@ -1646,22 +2029,7 @@
                 <w:rFonts w:ascii="Aptos" w:hAnsi="Aptos"/>
                 <w:sz w:val="16"/>
               </w:rPr>
-              <w:t xml:space="preserve">Receta APEX ambigua o contradictoria (Ajax frente a Before Header; </w:t>
-            </w:r>
-            <w:r>
-              <w:rPr>
-                <w:rFonts w:ascii="Aptos" w:hAnsi="Aptos"/>
-                <w:i/>
-                <w:sz w:val="16"/>
-              </w:rPr>
-              <w:t>Reload on Submit</w:t>
-            </w:r>
-            <w:r>
-              <w:rPr>
-                <w:rFonts w:ascii="Aptos" w:hAnsi="Aptos"/>
-                <w:sz w:val="16"/>
-              </w:rPr>
-              <w:t>)</w:t>
+              <w:t>Receta APEX ambigua o contradictoria (Ajax frente a Before Header; Reload on Submit)</w:t>
             </w:r>
           </w:p>
         </w:tc>
@@ -1741,22 +2109,7 @@
                 <w:rFonts w:ascii="Aptos" w:hAnsi="Aptos"/>
                 <w:sz w:val="16"/>
               </w:rPr>
-              <w:t xml:space="preserve">Nombre </w:t>
-            </w:r>
-            <w:r>
-              <w:rPr>
-                <w:rFonts w:ascii="Aptos" w:hAnsi="Aptos"/>
-                <w:color w:val="233648"/>
-                <w:sz w:val="16"/>
-              </w:rPr>
-              <w:t>\</w:t>
-            </w:r>
-            <w:r>
-              <w:rPr>
-                <w:rFonts w:ascii="Aptos" w:hAnsi="Aptos"/>
-                <w:sz w:val="16"/>
-              </w:rPr>
-              <w:t xml:space="preserve"> en el ZIP no detectado en Windows</w:t>
+              <w:t>Nombre \ en el ZIP no detectado en Windows</w:t>
             </w:r>
           </w:p>
         </w:tc>
@@ -1781,22 +2134,7 @@
                 <w:rFonts w:ascii="Aptos" w:hAnsi="Aptos"/>
                 <w:sz w:val="16"/>
               </w:rPr>
-              <w:t xml:space="preserve">Se inspecciona </w:t>
-            </w:r>
-            <w:r>
-              <w:rPr>
-                <w:rFonts w:ascii="Aptos" w:hAnsi="Aptos"/>
-                <w:color w:val="233648"/>
-                <w:sz w:val="16"/>
-              </w:rPr>
-              <w:t>orig_filename</w:t>
-            </w:r>
-            <w:r>
-              <w:rPr>
-                <w:rFonts w:ascii="Aptos" w:hAnsi="Aptos"/>
-                <w:sz w:val="16"/>
-              </w:rPr>
-              <w:t>; fixture corregido</w:t>
+              <w:t>Se inspecciona orig_filename; fixture corregido</w:t>
             </w:r>
           </w:p>
         </w:tc>
@@ -1851,22 +2189,7 @@
                 <w:rFonts w:ascii="Aptos" w:hAnsi="Aptos"/>
                 <w:sz w:val="16"/>
               </w:rPr>
-              <w:t xml:space="preserve">DTD en UTF-16, </w:t>
-            </w:r>
-            <w:r>
-              <w:rPr>
-                <w:rFonts w:ascii="Aptos" w:hAnsi="Aptos"/>
-                <w:color w:val="233648"/>
-                <w:sz w:val="16"/>
-              </w:rPr>
-              <w:t>[Content_Types].xml</w:t>
-            </w:r>
-            <w:r>
-              <w:rPr>
-                <w:rFonts w:ascii="Aptos" w:hAnsi="Aptos"/>
-                <w:sz w:val="16"/>
-              </w:rPr>
-              <w:t xml:space="preserve"> en mayúsculas, parte principal renombrada, tipos de relación renombrados</w:t>
+              <w:t>DTD en UTF-16, [Content_Types].xml en mayúsculas, parte principal renombrada, tipos de relación renombrados</w:t>
             </w:r>
           </w:p>
         </w:tc>
@@ -2106,22 +2429,7 @@
                 <w:rFonts w:ascii="Aptos" w:hAnsi="Aptos"/>
                 <w:sz w:val="16"/>
               </w:rPr>
-              <w:t xml:space="preserve">Espacio no ASCII dentro de </w:t>
-            </w:r>
-            <w:r>
-              <w:rPr>
-                <w:rFonts w:ascii="Aptos" w:hAnsi="Aptos"/>
-                <w:color w:val="233648"/>
-                <w:sz w:val="16"/>
-              </w:rPr>
-              <w:t>{{…}}</w:t>
-            </w:r>
-            <w:r>
-              <w:rPr>
-                <w:rFonts w:ascii="Aptos" w:hAnsi="Aptos"/>
-                <w:sz w:val="16"/>
-              </w:rPr>
-              <w:t xml:space="preserve"> aceptado en local y rechazado en el package</w:t>
+              <w:t>Espacio no ASCII dentro de {{…}} aceptado en local y rechazado en el package</w:t>
             </w:r>
           </w:p>
         </w:tc>
@@ -2201,22 +2509,7 @@
                 <w:rFonts w:ascii="Aptos" w:hAnsi="Aptos"/>
                 <w:sz w:val="16"/>
               </w:rPr>
-              <w:t>Tipos JSON no textuales convertidos en silencio (</w:t>
-            </w:r>
-            <w:r>
-              <w:rPr>
-                <w:rFonts w:ascii="Aptos" w:hAnsi="Aptos"/>
-                <w:color w:val="233648"/>
-                <w:sz w:val="16"/>
-              </w:rPr>
-              <w:t>"title": null</w:t>
-            </w:r>
-            <w:r>
-              <w:rPr>
-                <w:rFonts w:ascii="Aptos" w:hAnsi="Aptos"/>
-                <w:sz w:val="16"/>
-              </w:rPr>
-              <w:t xml:space="preserve"> → «None»)</w:t>
+              <w:t>Tipos JSON no textuales convertidos en silencio ("title": null → «None»)</w:t>
             </w:r>
           </w:p>
         </w:tc>
@@ -2296,22 +2589,7 @@
                 <w:rFonts w:ascii="Aptos" w:hAnsi="Aptos"/>
                 <w:sz w:val="16"/>
               </w:rPr>
-              <w:t xml:space="preserve">Errores de </w:t>
-            </w:r>
-            <w:r>
-              <w:rPr>
-                <w:rFonts w:ascii="Aptos" w:hAnsi="Aptos"/>
-                <w:color w:val="233648"/>
-                <w:sz w:val="16"/>
-              </w:rPr>
-              <w:t>APEX_SESSION_STATE</w:t>
-            </w:r>
-            <w:r>
-              <w:rPr>
-                <w:rFonts w:ascii="Aptos" w:hAnsi="Aptos"/>
-                <w:sz w:val="16"/>
-              </w:rPr>
-              <w:t xml:space="preserve"> propagados sin sanear (posible valor en el mensaje)</w:t>
+              <w:t>Errores de APEX_SESSION_STATE propagados sin sanear (posible valor en el mensaje)</w:t>
             </w:r>
           </w:p>
         </w:tc>
@@ -2391,22 +2669,7 @@
                 <w:rFonts w:ascii="Aptos" w:hAnsi="Aptos"/>
                 <w:sz w:val="16"/>
               </w:rPr>
-              <w:t>Binds con nombre reservado de APEX (</w:t>
-            </w:r>
-            <w:r>
-              <w:rPr>
-                <w:rFonts w:ascii="Aptos" w:hAnsi="Aptos"/>
-                <w:color w:val="233648"/>
-                <w:sz w:val="16"/>
-              </w:rPr>
-              <w:t>:APP_USER</w:t>
-            </w:r>
-            <w:r>
-              <w:rPr>
-                <w:rFonts w:ascii="Aptos" w:hAnsi="Aptos"/>
-                <w:sz w:val="16"/>
-              </w:rPr>
-              <w:t xml:space="preserve"> desde un Page Item modificable)</w:t>
+              <w:t>Binds con nombre reservado de APEX (:APP_USER desde un Page Item modificable)</w:t>
             </w:r>
           </w:p>
         </w:tc>
@@ -2591,22 +2854,7 @@
                 <w:rFonts w:ascii="Aptos" w:hAnsi="Aptos"/>
                 <w:sz w:val="16"/>
               </w:rPr>
-              <w:t xml:space="preserve">Rollback ante </w:t>
-            </w:r>
-            <w:r>
-              <w:rPr>
-                <w:rFonts w:ascii="Aptos" w:hAnsi="Aptos"/>
-                <w:color w:val="233648"/>
-                <w:sz w:val="16"/>
-              </w:rPr>
-              <w:t>BaseException</w:t>
-            </w:r>
-            <w:r>
-              <w:rPr>
-                <w:rFonts w:ascii="Aptos" w:hAnsi="Aptos"/>
-                <w:sz w:val="16"/>
-              </w:rPr>
-              <w:t>; el respaldo se conserva si la restauración falla</w:t>
+              <w:t>Rollback ante BaseException; el respaldo se conserva si la restauración falla</w:t>
             </w:r>
           </w:p>
         </w:tc>
@@ -2739,77 +2987,9 @@
             <w:r>
               <w:rPr>
                 <w:rFonts w:ascii="Aptos" w:hAnsi="Aptos"/>
-                <w:color w:val="233648"/>
                 <w:sz w:val="16"/>
               </w:rPr>
-              <w:t>INTO</w:t>
-            </w:r>
-            <w:r>
-              <w:rPr>
-                <w:rFonts w:ascii="Aptos" w:hAnsi="Aptos"/>
-                <w:sz w:val="16"/>
-              </w:rPr>
-              <w:t>/</w:t>
-            </w:r>
-            <w:r>
-              <w:rPr>
-                <w:rFonts w:ascii="Aptos" w:hAnsi="Aptos"/>
-                <w:color w:val="233648"/>
-                <w:sz w:val="16"/>
-              </w:rPr>
-              <w:t>FOR UPDATE</w:t>
-            </w:r>
-            <w:r>
-              <w:rPr>
-                <w:rFonts w:ascii="Aptos" w:hAnsi="Aptos"/>
-                <w:sz w:val="16"/>
-              </w:rPr>
-              <w:t xml:space="preserve">, claves duplicadas, JSON muy anidado, </w:t>
-            </w:r>
-            <w:r>
-              <w:rPr>
-                <w:rFonts w:ascii="Aptos" w:hAnsi="Aptos"/>
-                <w:color w:val="233648"/>
-                <w:sz w:val="16"/>
-              </w:rPr>
-              <w:t>WEIGHT</w:t>
-            </w:r>
-            <w:r>
-              <w:rPr>
-                <w:rFonts w:ascii="Aptos" w:hAnsi="Aptos"/>
-                <w:sz w:val="16"/>
-              </w:rPr>
-              <w:t xml:space="preserve"> sin cota, alias duplicados, orientación por dimensiones, </w:t>
-            </w:r>
-            <w:r>
-              <w:rPr>
-                <w:rFonts w:ascii="Aptos" w:hAnsi="Aptos"/>
-                <w:color w:val="233648"/>
-                <w:sz w:val="16"/>
-              </w:rPr>
-              <w:t>pgSz</w:t>
-            </w:r>
-            <w:r>
-              <w:rPr>
-                <w:rFonts w:ascii="Aptos" w:hAnsi="Aptos"/>
-                <w:sz w:val="16"/>
-              </w:rPr>
-              <w:t xml:space="preserve"> ausente, instalador sin comprobar </w:t>
-            </w:r>
-            <w:r>
-              <w:rPr>
-                <w:rFonts w:ascii="Aptos" w:hAnsi="Aptos"/>
-                <w:color w:val="233648"/>
-                <w:sz w:val="16"/>
-              </w:rPr>
-              <w:t>VALID</w:t>
-            </w:r>
-            <w:r>
-              <w:rPr>
-                <w:rFonts w:ascii="Aptos" w:hAnsi="Aptos"/>
-                <w:sz w:val="16"/>
-              </w:rPr>
-              <w:t xml:space="preserve"> y otros</w:t>
+              <w:t>INTO/FOR UPDATE, claves duplicadas, JSON muy anidado, WEIGHT sin cota, alias duplicados, orientación por dimensiones, pgSz ausente, instalador sin comprobar VALID y otros</w:t>
             </w:r>
           </w:p>
         </w:tc>
@@ -3032,70 +3212,6 @@
       </w:pPr>
       <w:r>
         <w:t>6. Riesgos residuales y decisiones</w:t>
-      </w:r>
-    </w:p>
-    <w:p>
-      <w:pPr>
-        <w:spacing w:after="60"/>
-        <w:ind w:left="369" w:hanging="255"/>
-      </w:pPr>
-      <w:r>
-        <w:t xml:space="preserve">• </w:t>
-      </w:r>
-      <w:r>
-        <w:rPr>
-          <w:rFonts w:ascii="Consolas" w:hAnsi="Consolas"/>
-          <w:color w:val="233648"/>
-          <w:sz w:val="16"/>
-        </w:rPr>
-        <w:t>DOWNLOAD_IG</w:t>
-      </w:r>
-      <w:r>
-        <w:t xml:space="preserve"> y </w:t>
-      </w:r>
-      <w:r>
-        <w:rPr>
-          <w:rFonts w:ascii="Consolas" w:hAnsi="Consolas"/>
-          <w:color w:val="233648"/>
-          <w:sz w:val="16"/>
-        </w:rPr>
-        <w:t>DOWNLOAD_IG_PDF</w:t>
-      </w:r>
-      <w:r>
-        <w:t xml:space="preserve"> no se modificaron, para preservar su compatibilidad. Su nombre de archivo sigue usando </w:t>
-      </w:r>
-      <w:r>
-        <w:rPr>
-          <w:rFonts w:ascii="Consolas" w:hAnsi="Consolas"/>
-          <w:color w:val="233648"/>
-          <w:sz w:val="16"/>
-        </w:rPr>
-        <w:t>SUBSTR</w:t>
-      </w:r>
-      <w:r>
-        <w:t xml:space="preserve"> y rangos </w:t>
-      </w:r>
-      <w:r>
-        <w:rPr>
-          <w:rFonts w:ascii="Consolas" w:hAnsi="Consolas"/>
-          <w:color w:val="233648"/>
-          <w:sz w:val="16"/>
-        </w:rPr>
-        <w:t>A-Z</w:t>
-      </w:r>
-      <w:r>
-        <w:t xml:space="preserve"> que dependen de </w:t>
-      </w:r>
-      <w:r>
-        <w:rPr>
-          <w:rFonts w:ascii="Consolas" w:hAnsi="Consolas"/>
-          <w:color w:val="233648"/>
-          <w:sz w:val="16"/>
-        </w:rPr>
-        <w:t>NLS_SORT</w:t>
-      </w:r>
-      <w:r>
-        <w:t>.</w:t>
       </w:r>
     </w:p>
     <w:p>
@@ -3510,40 +3626,6 @@
         <w:t xml:space="preserve">10. </w:t>
       </w:r>
       <w:r>
-        <w:t xml:space="preserve">regresión de </w:t>
-      </w:r>
-      <w:r>
-        <w:rPr>
-          <w:rFonts w:ascii="Consolas" w:hAnsi="Consolas"/>
-          <w:color w:val="233648"/>
-          <w:sz w:val="16"/>
-        </w:rPr>
-        <w:t>DOWNLOAD_IG</w:t>
-      </w:r>
-      <w:r>
-        <w:t xml:space="preserve"> y </w:t>
-      </w:r>
-      <w:r>
-        <w:rPr>
-          <w:rFonts w:ascii="Consolas" w:hAnsi="Consolas"/>
-          <w:color w:val="233648"/>
-          <w:sz w:val="16"/>
-        </w:rPr>
-        <w:t>DOWNLOAD_IG_PDF</w:t>
-      </w:r>
-      <w:r>
-        <w:t>;</w:t>
-      </w:r>
-    </w:p>
-    <w:p>
-      <w:pPr>
-        <w:spacing w:after="60"/>
-        <w:ind w:left="369" w:hanging="255"/>
-      </w:pPr>
-      <w:r>
-        <w:t xml:space="preserve">11. </w:t>
-      </w:r>
-      <w:r>
         <w:t xml:space="preserve">un SQL con comentario inicial y salto de línea, y un título con letras acentuadas y </w:t>
       </w:r>
       <w:r>
@@ -3564,7 +3646,7 @@
         <w:ind w:left="369" w:hanging="255"/>
       </w:pPr>
       <w:r>
-        <w:t xml:space="preserve">12. </w:t>
+        <w:t xml:space="preserve">11. </w:t>
       </w:r>
       <w:r>
         <w:t xml:space="preserve">un Page Item inexistente mapeado en </w:t>
@@ -3578,7 +3660,52 @@
         <w:t>bindings</w:t>
       </w:r>
       <w:r>
-        <w:t>, para observar el comportamiento.</w:t>
+        <w:t>, para observar el comportamiento;</w:t>
+      </w:r>
+    </w:p>
+    <w:p>
+      <w:pPr>
+        <w:spacing w:after="60"/>
+        <w:ind w:left="369" w:hanging="255"/>
+      </w:pPr>
+      <w:r>
+        <w:t xml:space="preserve">12. </w:t>
+      </w:r>
+      <w:r>
+        <w:t xml:space="preserve">título con </w:t>
+      </w:r>
+      <w:r>
+        <w:rPr>
+          <w:rFonts w:ascii="Consolas" w:hAnsi="Consolas"/>
+          <w:color w:val="233648"/>
+          <w:sz w:val="16"/>
+        </w:rPr>
+        <w:t>{{FIELD:...}}</w:t>
+      </w:r>
+      <w:r>
+        <w:t xml:space="preserve"> y pie con </w:t>
+      </w:r>
+      <w:r>
+        <w:rPr>
+          <w:rFonts w:ascii="Consolas" w:hAnsi="Consolas"/>
+          <w:color w:val="233648"/>
+          <w:sz w:val="16"/>
+        </w:rPr>
+        <w:t>{{APP_USER}}</w:t>
+      </w:r>
+      <w:r>
+        <w:t xml:space="preserve"> y </w:t>
+      </w:r>
+      <w:r>
+        <w:rPr>
+          <w:rFonts w:ascii="Consolas" w:hAnsi="Consolas"/>
+          <w:color w:val="233648"/>
+          <w:sz w:val="16"/>
+        </w:rPr>
+        <w:t>{{GENERATED_AT}}</w:t>
+      </w:r>
+      <w:r>
+        <w:t xml:space="preserve"> resueltos en el PDF.</w:t>
       </w:r>
     </w:p>
     <w:p>

--- a/docs/RELEASE_REVIEW.docx
+++ b/docs/RELEASE_REVIEW.docx
@@ -1160,7 +1160,7 @@
                 <w:rFonts w:ascii="Aptos" w:hAnsi="Aptos"/>
                 <w:sz w:val="16"/>
               </w:rPr>
-              <w:t>los tres artefactos son idénticos byte a byte entre sí y con examples/build_expected</w:t>
+              <w:t>los tres artefactos son idénticos byte a byte entre sí y con los versionados en proyectos/entidades</w:t>
             </w:r>
           </w:p>
         </w:tc>
@@ -1368,6 +1368,48 @@
       </w:r>
       <w:r>
         <w:t>: guía de publicación en APEX, esqueleto de proyecto desde DOCX, salida de la GUI y acceso directo portable.</w:t>
+      </w:r>
+    </w:p>
+    <w:p>
+      <w:pPr>
+        <w:spacing w:after="60"/>
+        <w:ind w:left="369" w:hanging="255"/>
+      </w:pPr>
+      <w:r>
+        <w:t xml:space="preserve">• </w:t>
+      </w:r>
+      <w:r>
+        <w:rPr>
+          <w:rFonts w:ascii="Consolas" w:hAnsi="Consolas"/>
+          <w:color w:val="233648"/>
+          <w:sz w:val="16"/>
+        </w:rPr>
+        <w:t>tests/test_workspace.py</w:t>
+      </w:r>
+      <w:r>
+        <w:t xml:space="preserve">: carpeta </w:t>
+      </w:r>
+      <w:r>
+        <w:rPr>
+          <w:rFonts w:ascii="Consolas" w:hAnsi="Consolas"/>
+          <w:color w:val="233648"/>
+          <w:sz w:val="16"/>
+        </w:rPr>
+        <w:t>proyectos/&lt;nombre&gt;/</w:t>
+      </w:r>
+      <w:r>
+        <w:t xml:space="preserve">, copia del DOCX, reemplazo con </w:t>
+      </w:r>
+      <w:r>
+        <w:rPr>
+          <w:rFonts w:ascii="Consolas" w:hAnsi="Consolas"/>
+          <w:color w:val="233648"/>
+          <w:sz w:val="16"/>
+        </w:rPr>
+        <w:t>.bak</w:t>
+      </w:r>
+      <w:r>
+        <w:t xml:space="preserve"> sin borrar otros archivos, salida dividida y confinamiento de rutas.</w:t>
       </w:r>
     </w:p>
     <w:p>
@@ -3785,7 +3827,7 @@
           <w:color w:val="233648"/>
           <w:sz w:val="16"/>
         </w:rPr>
-        <w:t>examples</w:t>
+        <w:t>proyectos</w:t>
       </w:r>
       <w:r>
         <w:t xml:space="preserve">, </w:t>

--- a/docs/RELEASE_REVIEW.docx
+++ b/docs/RELEASE_REVIEW.docx
@@ -3287,18 +3287,7 @@
         <w:t>required: false</w:t>
       </w:r>
       <w:r>
-        <w:t xml:space="preserve">, el filtro queda anulado hasta </w:t>
-      </w:r>
-      <w:r>
-        <w:rPr>
-          <w:rFonts w:ascii="Consolas" w:hAnsi="Consolas"/>
-          <w:color w:val="233648"/>
-          <w:sz w:val="16"/>
-        </w:rPr>
-        <w:t>p_max_rows</w:t>
-      </w:r>
-      <w:r>
-        <w:t>. Verifíquelo en la aceptación.</w:t>
+        <w:t>, el filtro queda anulado y se exportan todas las filas. Verifíquelo en la aceptación.</w:t>
       </w:r>
     </w:p>
     <w:p>
@@ -3409,7 +3398,7 @@
           <w:color w:val="233648"/>
           <w:sz w:val="16"/>
         </w:rPr>
-        <w:t>sql/install.sql</w:t>
+        <w:t>sql/modo_simple/install.sql</w:t>
       </w:r>
       <w:r>
         <w:t xml:space="preserve"> (o del package en SQL Workshop) en el parsing schema;</w:t>
@@ -3553,18 +3542,7 @@
         <w:t xml:space="preserve">5. </w:t>
       </w:r>
       <w:r>
-        <w:t xml:space="preserve">cero filas, una fila, muchas filas y truncamiento por </w:t>
-      </w:r>
-      <w:r>
-        <w:rPr>
-          <w:rFonts w:ascii="Consolas" w:hAnsi="Consolas"/>
-          <w:color w:val="233648"/>
-          <w:sz w:val="16"/>
-        </w:rPr>
-        <w:t>p_max_rows</w:t>
-      </w:r>
-      <w:r>
-        <w:t>;</w:t>
+        <w:t>cero filas, una fila y muchas filas (todas se exportan, sin límite);</w:t>
       </w:r>
     </w:p>
     <w:p>

--- a/docs/RELEASE_REVIEW.docx
+++ b/docs/RELEASE_REVIEW.docx
@@ -1160,7 +1160,7 @@
                 <w:rFonts w:ascii="Aptos" w:hAnsi="Aptos"/>
                 <w:sz w:val="16"/>
               </w:rPr>
-              <w:t>los tres artefactos son idénticos byte a byte entre sí y con los versionados en proyectos/entidades</w:t>
+              <w:t>los tres artefactos son idénticos byte a byte entre sí y con los versionados en proyectos/demo/entidades</w:t>
             </w:r>
           </w:p>
         </w:tc>
